--- a/23-7-24.docx
+++ b/23-7-24.docx
@@ -4,131 +4,107 @@
   <w:body>
     <w:p>
       <w:r>
-        <w:t>apt-get</w:t>
-      </w:r>
-    </w:p>
-    <w:p>
-      <w:r>
-        <w:t>apt-get is a command-line tool for handling packages in Debian-based Linux distributions (such as Ubuntu). It is used to install, update, upgrade, and remove software packages. The apt-get command works with the Advanced Packaging Tool (APT) to manage software.</w:t>
+        <w:t>var builder = WebApplication.CreateBuilder(args);</w:t>
       </w:r>
     </w:p>
     <w:p/>
     <w:p>
-      <w:proofErr w:type="spellStart"/>
-      <w:r>
-        <w:t>sudo</w:t>
-      </w:r>
-      <w:proofErr w:type="spellEnd"/>
-      <w:r>
-        <w:t xml:space="preserve"> apt-get install -y dotnet-sdk-6.0</w:t>
-      </w:r>
-    </w:p>
-    <w:p>
-      <w:r>
-        <w:t xml:space="preserve">dotnet new console -n </w:t>
-      </w:r>
-      <w:proofErr w:type="spellStart"/>
-      <w:r>
-        <w:t>MyMiniApp</w:t>
-      </w:r>
-      <w:proofErr w:type="spellEnd"/>
-    </w:p>
-    <w:p>
-      <w:r>
-        <w:t xml:space="preserve">cd </w:t>
-      </w:r>
-      <w:proofErr w:type="spellStart"/>
-      <w:r>
-        <w:t>MyMiniApp</w:t>
-      </w:r>
-      <w:proofErr w:type="spellEnd"/>
-    </w:p>
-    <w:p>
-      <w:r>
-        <w:t>dotnet build</w:t>
-      </w:r>
-    </w:p>
-    <w:p>
-      <w:r>
-        <w:t>dotnet run</w:t>
+      <w:r>
+        <w:t>// Add services to the container.</w:t>
+      </w:r>
+    </w:p>
+    <w:p>
+      <w:r>
+        <w:t>builder.Services.AddControllersWithViews();</w:t>
       </w:r>
     </w:p>
     <w:p/>
     <w:p>
-      <w:proofErr w:type="spellStart"/>
-      <w:r>
-        <w:t>Xvfb</w:t>
-      </w:r>
-      <w:proofErr w:type="spellEnd"/>
-      <w:r>
-        <w:t xml:space="preserve"> :1 -screen 0 1024x768x16 &amp;</w:t>
-      </w:r>
-    </w:p>
-    <w:p>
-      <w:proofErr w:type="spellStart"/>
-      <w:r>
-        <w:t>Xvfb</w:t>
-      </w:r>
-      <w:proofErr w:type="spellEnd"/>
-      <w:r>
-        <w:t>:</w:t>
-      </w:r>
-    </w:p>
-    <w:p>
-      <w:r>
-        <w:t>X Virtual Framebuffer (</w:t>
-      </w:r>
-      <w:proofErr w:type="spellStart"/>
-      <w:r>
-        <w:t>Xvfb</w:t>
-      </w:r>
-      <w:proofErr w:type="spellEnd"/>
-      <w:r>
-        <w:t>) is a display server implementing the X11 display server protocol. It runs in memory without displaying any screen output, which is useful for running graphical applications in a headless environment.</w:t>
-      </w:r>
-    </w:p>
-    <w:p>
-      <w:r>
-        <w:t>:1:</w:t>
-      </w:r>
-    </w:p>
-    <w:p>
-      <w:r>
-        <w:t>This specifies the display number. Display :1 is a way to identify the virtual display. You can have multiple virtual displays, each with a different number.</w:t>
-      </w:r>
-    </w:p>
-    <w:p>
-      <w:r>
-        <w:t>-screen 0 1024x768x16:</w:t>
-      </w:r>
-    </w:p>
-    <w:p>
-      <w:r>
-        <w:t>-screen 0 specifies the screen number within the display. Screen 0 is the default screen.</w:t>
-      </w:r>
-    </w:p>
-    <w:p>
-      <w:r>
-        <w:t>1024x768 sets the resolution of the virtual screen to 1024 pixels in width and 768 pixels in height.</w:t>
-      </w:r>
-    </w:p>
-    <w:p>
-      <w:r>
-        <w:t>x16 sets the color depth to 16 bits per pixel.</w:t>
-      </w:r>
-    </w:p>
-    <w:p>
-      <w:r>
-        <w:t>&amp;:</w:t>
-      </w:r>
-    </w:p>
-    <w:p>
-      <w:r>
-        <w:t>The ampersand (&amp;) at the end of the command runs the process in the background. This allows you to continue using the terminal without waiting for the command to complete.</w:t>
+      <w:r>
+        <w:t>var app = builder.Build();</w:t>
       </w:r>
     </w:p>
     <w:p/>
+    <w:p>
+      <w:r>
+        <w:t>// Configure the HTTP request pipeline.</w:t>
+      </w:r>
+    </w:p>
+    <w:p>
+      <w:r>
+        <w:t>if (!app.Environment.IsDevelopment())</w:t>
+      </w:r>
+    </w:p>
+    <w:p>
+      <w:r>
+        <w:t>{</w:t>
+      </w:r>
+    </w:p>
+    <w:p>
+      <w:r>
+        <w:t xml:space="preserve">    app.UseExceptionHandler("/Home/Error");</w:t>
+      </w:r>
+    </w:p>
+    <w:p>
+      <w:r>
+        <w:t xml:space="preserve">    // The default HSTS value is 30 days. You may want to change this for production scenarios, see https://aka.ms/aspnetcore-hsts.</w:t>
+      </w:r>
+    </w:p>
+    <w:p>
+      <w:r>
+        <w:t xml:space="preserve">    app.UseHsts();</w:t>
+      </w:r>
+    </w:p>
+    <w:p>
+      <w:r>
+        <w:t>}</w:t>
+      </w:r>
+    </w:p>
     <w:p/>
+    <w:p>
+      <w:r>
+        <w:t>app.UseHttpsRedirection();</w:t>
+      </w:r>
+    </w:p>
+    <w:p>
+      <w:r>
+        <w:t>app.UseStaticFiles();</w:t>
+      </w:r>
+    </w:p>
+    <w:p/>
+    <w:p>
+      <w:r>
+        <w:t>app.UseRouting();</w:t>
+      </w:r>
+    </w:p>
+    <w:p/>
+    <w:p>
+      <w:r>
+        <w:t>app.UseAuthorization();</w:t>
+      </w:r>
+    </w:p>
+    <w:p/>
+    <w:p>
+      <w:r>
+        <w:t>app.MapControllerRoute(</w:t>
+      </w:r>
+    </w:p>
+    <w:p>
+      <w:r>
+        <w:t xml:space="preserve">    name: "default",</w:t>
+      </w:r>
+    </w:p>
+    <w:p>
+      <w:r>
+        <w:t xml:space="preserve">    pattern: "{controller=Home}/{action=Index}/{id?}");</w:t>
+      </w:r>
+    </w:p>
+    <w:p/>
+    <w:p>
+      <w:r>
+        <w:t>app.Run();</w:t>
+      </w:r>
+    </w:p>
     <w:sectPr>
       <w:pgSz w:w="12240" w:h="15840"/>
       <w:pgMar w:top="1440" w:right="1440" w:bottom="1440" w:left="1440" w:header="720" w:footer="720" w:gutter="0"/>

--- a/23-7-24.docx
+++ b/23-7-24.docx
@@ -4,27 +4,59 @@
   <w:body>
     <w:p>
       <w:r>
-        <w:t>var builder = WebApplication.CreateBuilder(args);</w:t>
-      </w:r>
-    </w:p>
-    <w:p/>
+        <w:t xml:space="preserve">var builder = </w:t>
+      </w:r>
+      <w:proofErr w:type="spellStart"/>
+      <w:r>
+        <w:t>WebApplication.CreateBuilder</w:t>
+      </w:r>
+      <w:proofErr w:type="spellEnd"/>
+      <w:r>
+        <w:t>(</w:t>
+      </w:r>
+      <w:proofErr w:type="spellStart"/>
+      <w:r>
+        <w:t>args</w:t>
+      </w:r>
+      <w:proofErr w:type="spellEnd"/>
+      <w:proofErr w:type="gramStart"/>
+      <w:r>
+        <w:t>);</w:t>
+      </w:r>
+      <w:proofErr w:type="gramEnd"/>
+    </w:p>
     <w:p>
       <w:r>
         <w:t>// Add services to the container.</w:t>
       </w:r>
     </w:p>
     <w:p>
-      <w:r>
-        <w:t>builder.Services.AddControllersWithViews();</w:t>
-      </w:r>
-    </w:p>
-    <w:p/>
-    <w:p>
-      <w:r>
-        <w:t>var app = builder.Build();</w:t>
-      </w:r>
-    </w:p>
-    <w:p/>
+      <w:proofErr w:type="spellStart"/>
+      <w:proofErr w:type="gramStart"/>
+      <w:r>
+        <w:t>builder.Services.AddControllersWithViews</w:t>
+      </w:r>
+      <w:proofErr w:type="spellEnd"/>
+      <w:proofErr w:type="gramEnd"/>
+      <w:r>
+        <w:t>();</w:t>
+      </w:r>
+    </w:p>
+    <w:p>
+      <w:r>
+        <w:t xml:space="preserve">var app = </w:t>
+      </w:r>
+      <w:proofErr w:type="spellStart"/>
+      <w:proofErr w:type="gramStart"/>
+      <w:r>
+        <w:t>builder.Build</w:t>
+      </w:r>
+      <w:proofErr w:type="spellEnd"/>
+      <w:proofErr w:type="gramEnd"/>
+      <w:r>
+        <w:t>();</w:t>
+      </w:r>
+    </w:p>
     <w:p>
       <w:r>
         <w:t>// Configure the HTTP request pipeline.</w:t>
@@ -32,7 +64,23 @@
     </w:p>
     <w:p>
       <w:r>
-        <w:t>if (!app.Environment.IsDevelopment())</w:t>
+        <w:t xml:space="preserve">if </w:t>
+      </w:r>
+      <w:proofErr w:type="gramStart"/>
+      <w:r>
+        <w:t>(!</w:t>
+      </w:r>
+      <w:proofErr w:type="spellStart"/>
+      <w:r>
+        <w:t>app</w:t>
+      </w:r>
+      <w:proofErr w:type="gramEnd"/>
+      <w:r>
+        <w:t>.Environment.IsDevelopment</w:t>
+      </w:r>
+      <w:proofErr w:type="spellEnd"/>
+      <w:r>
+        <w:t>())</w:t>
       </w:r>
     </w:p>
     <w:p>
@@ -42,7 +90,17 @@
     </w:p>
     <w:p>
       <w:r>
-        <w:t xml:space="preserve">    app.UseExceptionHandler("/Home/Error");</w:t>
+        <w:t xml:space="preserve">    </w:t>
+      </w:r>
+      <w:proofErr w:type="spellStart"/>
+      <w:proofErr w:type="gramStart"/>
+      <w:r>
+        <w:t>app.UseExceptionHandler</w:t>
+      </w:r>
+      <w:proofErr w:type="spellEnd"/>
+      <w:proofErr w:type="gramEnd"/>
+      <w:r>
+        <w:t>("/Home/Error");</w:t>
       </w:r>
     </w:p>
     <w:p>
@@ -52,7 +110,17 @@
     </w:p>
     <w:p>
       <w:r>
-        <w:t xml:space="preserve">    app.UseHsts();</w:t>
+        <w:t xml:space="preserve">    </w:t>
+      </w:r>
+      <w:proofErr w:type="spellStart"/>
+      <w:proofErr w:type="gramStart"/>
+      <w:r>
+        <w:t>app.UseHsts</w:t>
+      </w:r>
+      <w:proofErr w:type="spellEnd"/>
+      <w:proofErr w:type="gramEnd"/>
+      <w:r>
+        <w:t>();</w:t>
       </w:r>
     </w:p>
     <w:p>
@@ -60,33 +128,64 @@
         <w:t>}</w:t>
       </w:r>
     </w:p>
-    <w:p/>
-    <w:p>
-      <w:r>
-        <w:t>app.UseHttpsRedirection();</w:t>
-      </w:r>
-    </w:p>
-    <w:p>
-      <w:r>
-        <w:t>app.UseStaticFiles();</w:t>
-      </w:r>
-    </w:p>
-    <w:p/>
-    <w:p>
-      <w:r>
-        <w:t>app.UseRouting();</w:t>
-      </w:r>
-    </w:p>
-    <w:p/>
-    <w:p>
-      <w:r>
-        <w:t>app.UseAuthorization();</w:t>
-      </w:r>
-    </w:p>
-    <w:p/>
-    <w:p>
-      <w:r>
-        <w:t>app.MapControllerRoute(</w:t>
+    <w:p>
+      <w:proofErr w:type="spellStart"/>
+      <w:proofErr w:type="gramStart"/>
+      <w:r>
+        <w:t>app.UseHttpsRedirection</w:t>
+      </w:r>
+      <w:proofErr w:type="spellEnd"/>
+      <w:proofErr w:type="gramEnd"/>
+      <w:r>
+        <w:t>();</w:t>
+      </w:r>
+    </w:p>
+    <w:p>
+      <w:proofErr w:type="spellStart"/>
+      <w:proofErr w:type="gramStart"/>
+      <w:r>
+        <w:t>app.UseStaticFiles</w:t>
+      </w:r>
+      <w:proofErr w:type="spellEnd"/>
+      <w:proofErr w:type="gramEnd"/>
+      <w:r>
+        <w:t>();</w:t>
+      </w:r>
+    </w:p>
+    <w:p>
+      <w:proofErr w:type="spellStart"/>
+      <w:proofErr w:type="gramStart"/>
+      <w:r>
+        <w:t>app.UseRouting</w:t>
+      </w:r>
+      <w:proofErr w:type="spellEnd"/>
+      <w:proofErr w:type="gramEnd"/>
+      <w:r>
+        <w:t>();</w:t>
+      </w:r>
+    </w:p>
+    <w:p>
+      <w:proofErr w:type="spellStart"/>
+      <w:proofErr w:type="gramStart"/>
+      <w:r>
+        <w:t>app.UseAuthorization</w:t>
+      </w:r>
+      <w:proofErr w:type="spellEnd"/>
+      <w:proofErr w:type="gramEnd"/>
+      <w:r>
+        <w:t>();</w:t>
+      </w:r>
+    </w:p>
+    <w:p>
+      <w:proofErr w:type="spellStart"/>
+      <w:proofErr w:type="gramStart"/>
+      <w:r>
+        <w:t>app.MapControllerRoute</w:t>
+      </w:r>
+      <w:proofErr w:type="spellEnd"/>
+      <w:proofErr w:type="gramEnd"/>
+      <w:r>
+        <w:t>(</w:t>
       </w:r>
     </w:p>
     <w:p>
@@ -96,13 +195,24 @@
     </w:p>
     <w:p>
       <w:r>
-        <w:t xml:space="preserve">    pattern: "{controller=Home}/{action=Index}/{id?}");</w:t>
-      </w:r>
-    </w:p>
-    <w:p/>
-    <w:p>
-      <w:r>
-        <w:t>app.Run();</w:t>
+        <w:t xml:space="preserve">    pattern: "{controller=Home}/{action=Index}/{id?}"</w:t>
+      </w:r>
+      <w:proofErr w:type="gramStart"/>
+      <w:r>
+        <w:t>);</w:t>
+      </w:r>
+      <w:proofErr w:type="gramEnd"/>
+    </w:p>
+    <w:p>
+      <w:proofErr w:type="spellStart"/>
+      <w:proofErr w:type="gramStart"/>
+      <w:r>
+        <w:t>app.Run</w:t>
+      </w:r>
+      <w:proofErr w:type="spellEnd"/>
+      <w:proofErr w:type="gramEnd"/>
+      <w:r>
+        <w:t>();</w:t>
       </w:r>
     </w:p>
     <w:sectPr>
